--- a/example_articles/states/Louisiana/2.states_Louisiana_New_York_Times.docx
+++ b/example_articles/states/Louisiana/2.states_Louisiana_New_York_Times.docx
@@ -27,17 +27,17 @@
     </w:p>
     <w:p>
       <w:r>
-        <w:t>Source File: NYT/46.DOCX</w:t>
+        <w:t>Source file: NYT/46.DOCX</w:t>
       </w:r>
     </w:p>
     <w:p>
       <w:r>
-        <w:t>Raw locations result: ['Louisiana']</w:t>
+        <w:t>Raw locations result, 'locations': ['Louisiana']</w:t>
       </w:r>
     </w:p>
     <w:p>
       <w:r>
-        <w:t>states_stand_flat (Standardized): Louisiana</w:t>
+        <w:t>Standardized locations result, 'states_stand_flat': Louisiana</w:t>
       </w:r>
     </w:p>
     <w:p>

--- a/example_articles/states/Louisiana/2.states_Louisiana_New_York_Times.docx
+++ b/example_articles/states/Louisiana/2.states_Louisiana_New_York_Times.docx
@@ -7,7 +7,7 @@
         <w:pStyle w:val="Heading1"/>
       </w:pPr>
       <w:r>
-        <w:t>Patterns</w:t>
+        <w:t>Bias Law Casts Pall Over New Orleans Mardi Gras</w:t>
       </w:r>
     </w:p>
     <w:p>
@@ -17,17 +17,17 @@
     </w:p>
     <w:p>
       <w:r>
-        <w:t>Date: 1994-01-11</w:t>
+        <w:t>Date: 1992-02-02</w:t>
       </w:r>
     </w:p>
     <w:p>
       <w:r>
-        <w:t>Section: Section B;; Section B; Page 5; Column 5; Style Desk; Fashion Page; Column 5;; Fashion Page</w:t>
+        <w:t>Section: Section 1;; Section 1; Part 1; Page 1; Column 1; National Desk; Part 1;; Column 1;</w:t>
       </w:r>
     </w:p>
     <w:p>
       <w:r>
-        <w:t>Source file: NYT/46.DOCX</w:t>
+        <w:t>Source file: NYT/51.DOCX</w:t>
       </w:r>
     </w:p>
     <w:p>
@@ -49,59 +49,73 @@
     </w:p>
     <w:p>
       <w:r>
-        <w:t>Embracing What Works</w:t>
+        <w:t>Every year for more than a century, the grand finale of Mardi Gras has come when Rex, the King of Carnival, and Comus, masked chieftain of the city's oldest carnival club, rendezvous for a midnight toast to usher in Ash Wednesday. But not this year. Citing a new city ordinance that bans discrimination in Mardi Gras groups, Comus and his followers have announced they will be staying home.</w:t>
         <w:br/>
-        <w:t>The elements that seemed to be keeping fashion afloat through the last few years -- supermodels, basics, life-style marketing -- are now being cast as this era's villains.</w:t>
-        <w:br/>
-        <w:t>But don't tell Fabrizio Ferri, who seems to be embracing the formula with a vigorous bearhug.</w:t>
-        <w:br/>
-        <w:t>Industria, his photography studio in Milan, Italy, and New York, is the crossroads for the international fashion community, a community that also feels at home in the Industria label clothing collection.</w:t>
-        <w:br/>
-        <w:t>In two months, everybody else will be able to shop alongside those professionals at the new Industria store, at 755 Washington Street (between Jane and West 12th streets), where Mr. Ferri is moving his studio. "We're starting work in a week, and we'll be there in two months," Mr. Ferri said. "That's what I hope." Until now the line has been available to friends and colleagues through the studio, and in a few upscale stores.</w:t>
-        <w:br/>
-        <w:t>In that new store, customers will also find two new Industria collections: Lavoro, which in Italian means work, and Industria Knits. Lavoro will be a lower-priced, utilitarian clothing line, and the knit collection offers 35 sweater styles. "There is always room for a better Gap," Mr. Ferri said of the knit collection, whose hang tag carries a picture of Isabella Rossellini.</w:t>
-        <w:br/>
-        <w:t>Industria will be offering denim jeans for the first time, made in New York "because for me, a jean has to be done in America," Mr. Ferri said.</w:t>
-        <w:br/>
-        <w:t>Mr. Ferri has become a fashion expert by osmosis , surrounded as a photographer by the working class of the fashion industry, whose uniforms, despite their field, can be as regimented as those of postal workers.</w:t>
-        <w:br/>
-        <w:t>"One of the problems of the fashion business is that it follows the creativity of designers," Mr. Ferri said. "Things get more beautiful, and more expensive, all the time. The research of the designer brings the collections further from the needs of people. But Industria starts with a different approach, to meet needs."</w:t>
-        <w:br/>
-        <w:t>All three collections will be presented together during the showings of men's-wear collections this week in Milan, and in February during the women's shows.</w:t>
-        <w:br/>
-        <w:t>For his expansion, Mr. Ferri has bought, with a partner whom he said he cannot yet name, a 30,000-square-foot factory in Modena, Italy. Industria's collections will all be produced there. "Our growth has been so good, we'll be able to produce the whole thing ourselves," Mr. Ferri said.</w:t>
+        <w:t>In a city whose identity is so tightly intertwined with the rambunctious 12-day festival that precedes Lent each year, that decision by the very same organization that invented the modern-day Carnival has been greeted with dismay. But the withdrawal of Comus and Momus, another old-line carnival club, or krewe, has also ignited a rancorous debate that focuses not only on the future of Mardi Gras, but also on what kind of city New Orleans is and aspires to be.</w:t>
         <w:br/>
         <w:t xml:space="preserve"> </w:t>
         <w:br/>
-        <w:t>45 and Comfortable</w:t>
+        <w:t>Some Hesitate to Parade</w:t>
         <w:br/>
-        <w:t xml:space="preserve"> CK, Calvin Klein's second line, now has a design director all its own, Ann Ogden, who cut her teeth at Basco before starting her label a year ago. At 45, Ms. Ogden said that CK "is for people like me: for women who like to be casual and comfortable, but smart."</w:t>
+        <w:t xml:space="preserve"> Having just been through the most divisive governor's race in Louisiana history, New Orleans does not relish yet another confrontation with its racial problems. But the brief sense of community that resulted from blacks and whites working together to defeat David Duke has now given way to expressions of bitterness, signs of what The New Orleans Times-Picayune described in a recent editorial as "a new racial anger" brought on by the ordinance.</w:t>
         <w:br/>
-        <w:t>Ms. Ogden's appointment is the sort of life preserver many designers in this troubled economy can only dream about. She was first contacted by Barbara Warner, the corporate president of Calvin Klein's women's division. "What was great was when Barbara and Calvin looked at my line, we all decided there was no conflict of interest, so I can continue to do it," Ms. Ogden said.</w:t>
+        <w:t>"This has been a disaster for race relations in this city," said Peggy Wilson, a white City Council member who voted for the ordinance but now says she will introduce measures to repeal it and forbid the city from considering any future legislation to tamper with Mardi Gras, which this year concludes on March 3. "You've opened a Pandora's box and let all the little goblins fly around."</w:t>
         <w:br/>
-        <w:t>She started working on CK in December, she said, but the first collection she'll design in full will be Holiday, shown in June. She said her CK would be more men's-wear-oriented and would have more color. But it will still be young. "I'm the oldest young designer in the world," Ms. Ogden said. "I'm just a baby boomer, and all of us aren't getting any younger, but at the same time, we don't want to dress like our mothers, do we?"</w:t>
+        <w:t>Members of some krewes say the racial climate in the city is so tense that they have reservations about parading this year. Pointing to a recent slashing of canvases at an exhibition of Mardi Gras paintings, they said they feared they might be attacked. Those fears started, they said, when they heard some things said at the televised City Council meeting at which the ordinance was enacted.</w:t>
+        <w:br/>
+        <w:t>"The blacks stood up and said, 'This city is ours,' " Ms. Wilson recalled. "There were raised fists and very angry comments, and that has led some people to say: 'Oh my God, there's a lot of hatred out there. We better not ride.' "</w:t>
         <w:br/>
         <w:t xml:space="preserve"> </w:t>
         <w:br/>
-        <w:t>Pastrylike Clothes</w:t>
+        <w:t>Quick and Heated Reaction</w:t>
         <w:br/>
-        <w:t xml:space="preserve"> Even surrounded in Charivari last week by the seven dressmaking dummies she had outfitted in yellowed muslin, Pia Myrvold did not really want to say she was a designer. She and her partner, Randy Naylor, think of themselves as multidisciplined, dabbling in performance art, installations and video. And for a while, Ms. Myrvold, born in Stavanger, Norway, treated her fashion shows as theater, and her theater as fashion shows. Which may be why the clothes Ms. Myrvold is selling at Charivari look as if they'd been sculptured from frayed artists' canvases.</w:t>
+        <w:t xml:space="preserve"> Passed on Dec. 19 after a heated public hearing, the law prohibits any club, marching society or parade organization sponsoring public Mardi Gras activities from excluding anyone from membership because of "race, color, sex, sexual orientation, national origin, ancestry, age, physical condition or disability." The measure, which will be carried out in the next two years, was approved unanimously by the seven-member council.</w:t>
         <w:br/>
-        <w:t>She and Mr. Naylor used textiles to create an installation last summer at the Parc de la Villette in Paris, commissioned by Bernard Tschumi, the dean of Columbia University's Graduate School of Architecture, who is a deconstructivist architect. The pieces look like huge sails, for bright ships in the Caribbean.</w:t>
+        <w:t>Almost immediately, though, leaders of 65 carnival krewes and clubs issued a statement calling the ordinance a "tragic mistake" that would kill Mardi Gras by forcing krewes to cancel their parades or move them to neighboring St. Bernard or Jefferson parishes. The festival is mostly paid for by the krewes from levies on their members.</w:t>
         <w:br/>
-        <w:t>Many of Ms. Myrvold's jackets and skirts look like pale pastry, with muslin sewn in layers like mille-feuille.</w:t>
+        <w:t>The identity of leaders of Comus, Momus and other exclusive clubs is a closely guarded secret, but group members said they regarded the legislation as an infringement on their freedom to choose their friends.</w:t>
         <w:br/>
-        <w:t>Barbara Weiser, president of Charivari, said of Ms. Myrvold's work, which sells for $200 to $700 at the store: "What fascinates me is the treatment of the fabrics, all the pieces that have been sewn together. It is not about ripping fabric apart; it is about building the fabric. It is very elegant."</w:t>
+        <w:t>Dorothy Mae Taylor, president of the City Council who sponsored the ordinance, declined to be interviewed about the reaction her measure has provoked. Replying through her press secretary, she said that "continued debate on the issue does not serve well the intended nature of the ordinance nor the citizens of this city," whose population is 60 percent black.</w:t>
+        <w:br/>
+        <w:t>But other black leaders continued to hail the measure as an important step forward in the democratization of Mardi Gras. For too long, they say, Mardi Gras has been segregated, with Momus, Comus and other elite krewes allowed to benefit from police, fire and sanitation services during the parades despite the krewes' exclusionary policies.</w:t>
+        <w:br/>
+        <w:t>"I'm against discrimination in any form," said Roy E. Glapion Jr., head of Zulu, the most important black krewe, complaining that for many years his group, founded in 1916, received no encouragement from the city. "I have no problem with individuals wanting privacy. I watched the Super Bowl together with my friends, but we didn't use taxpayer dollars to do so."</w:t>
+        <w:br/>
+        <w:t>Some members of the traditional krewes say, however, that the contribution they make to the economic well-being of the city, through tourism and other activities, more than balances their restrictive membership policies. A study conducted by the University of New Orleans estimates that Mardi Gras generates as much as $500 million a year. Krewe members say the new law is now jeopardizing that revenue.</w:t>
+        <w:br/>
+        <w:t>That is not an argument that finds favor among those, black or white, who do not belong to the elite krewes.</w:t>
         <w:br/>
         <w:t xml:space="preserve"> </w:t>
         <w:br/>
-        <w:t>When Art and Fashion Meet</w:t>
+        <w:t>Benefits Called Incidental</w:t>
         <w:br/>
-        <w:t xml:space="preserve"> Sylvia Heisel's simple slip dresses have been worn by Bridget Fonda, Madonna and Mariah Carey, mostly because of what they aren't: ostentatious clothes that make a statement. Yet, those same dresses are being used by artists to do just that. First, Kenneth Goldsmith, a conceptual artist, silk-screened a print for an ivory dress, which ended up in an exhibition called "American Art Today: Clothing as Metaphor." Then Matthew Barney, who was a winner at this year's Venice Biennale, wore one of her dresses for a drag performance-art videotape. Now, Ms. Heisel will be curator and host for the New Jersey Network's "State of the Arts," a weekly program examining a different arts field each week; she will film one segment, on fashion. In it Ms. Heisel will present fashion as art, using work like Todd Oldham's Mona Lisa beaded miniskirt from last fall.</w:t>
+        <w:t xml:space="preserve"> "They do it because they enjoy it, not to make money for the city of New Orleans," Jimmie Thorns Jr., a real estate broker who is chairman of the Black Economic Development Council, said of the prominent white men who belong to the old-line krewes. "I think they would do it even if nobody came."</w:t>
         <w:br/>
-        <w:t>Ms. Heisel's role as arbiter of art-meeting-fashion isn't accidental. She was an art history major at Barnard College, before she dropped out. Now, her salon-inspired clothes, with Italian ice colors and glamorous 50's forms, are sold at stores like Linda Dresner, Ultimo and Barneys New York.</w:t>
+        <w:t>The current mood contrasts with the sense of accomplishment both races felt after November's election for governor. The resounding defeat of David Duke "was a total pull-together deal," said George Denegre, a prominent lawyer and former King of Carnival. "For them to come out with something like this right before carnival, when nobody has time to do anything about it, is terribly divisive."</w:t>
         <w:br/>
-        <w:t>She is taping "State of the Arts" on Jan. 20. She said she would be combining aspects of craft, couture, pop culture and the contemporary fine- arts movement.</w:t>
+        <w:t>Although the debate over the ordinance has been framed primarily in terms of race, there are also undercurrents of class, sex and religion. As bastions of the New Orleans establishment, with links to elite year-round organizations like the Boston Club and Louisiana Club, krewes like Comus and Momus have excluded not only blacks but also women, Jews, Italians and working-class whites from their ranks.</w:t>
+        <w:br/>
+        <w:t>"This is not about racial discrimination," Darrell Walker, an automobile mechanic, said of the dispute. "I'm white and they would never let me in either, not that I would want to join. It's all a family thing. You get to be a member because your granddaddy was a member."</w:t>
+        <w:br/>
+        <w:t>Faced with that pattern, excluded groups have flocked to their own krewes: women to Iris and Venus, blacks to Zulu and Nomtoc, Italians to Virgilians and homosexuals to Petronius. Not all of them are necessarily eager to open their ranks to comply with the new law.</w:t>
+        <w:br/>
+        <w:t>"We're an all-woman krewe, and we want to stay that way," said Joy Oswald, captain, or head, of Iris, the oldest of the city's female parading groups. "This should just have been left alone."</w:t>
+        <w:br/>
+        <w:t>At Zulu, whose 375 members include more than 25 whites, racial integration is not an issue. "We were integrated even when integration was illegal," Mr. Glapion said. But Zulu has been less enthusiastic about allowing women to join, and some members of the Autocrat Club and the Original Illinois Club, two other old-line black organizations, say privately that they oppose the ordinance because they will have to open their doors to women.</w:t>
+        <w:br/>
+        <w:t>"We have discriminated against women," Mr. Glapion admitted. "But if the ordinance says we have to admit them, so be it."</w:t>
+        <w:br/>
+        <w:t>But Mr. Glapion's willingness to tamper with Mardi Gras tradition appears to be a minority opinion, even among blacks. According to a poll commissioned earlier this month by a New Orleans television station, WWL-TV, if this ordinance had to be voted on, it would fail, with blacks 55 percent to 45 percent against it, and whites 80 percent to 20 percent in favor of its defeat. The telephone survey of 650 people was conducted in mid-January and has a margin of error of plus or minus three percentage points.</w:t>
+        <w:br/>
+        <w:t>"Mardi Gras has been elevated to the status of a religion," said Silas Lee, a poll taker and professor of sociology at Xavier University who conducted the survey, when asked to explain black opposition to the measure. "They don't want people to touch it, even though they recognize that part of the tradition is not fair. What they are saying is that they would violate the civil rights laws to uphold the Mardi Gras tradition."</w:t>
+        <w:br/>
+        <w:br/>
+        <w:t>Graphic</w:t>
+        <w:br/>
+        <w:br/>
+        <w:t xml:space="preserve"> </w:t>
+        <w:br/>
+        <w:t>Photos: Groups that marched in last year's Mardi Gras parades in New Orleans have withdrawn because of new restrictions banning discrimination (Associated Press) (pg 1); Richard Cahn, right, working on a sign satirizing Dorothy Mae Taylor, president of the New Orleans City Council, who sponsored a new ordinance banning Mardi Gras groups that discriminate. Ray Kern, left, and Vivian Cahn, of the Krewe du Vieux Carre, prepared their costumes. (Matt Anderson for The New York Times) (pg. 18)</w:t>
       </w:r>
     </w:p>
     <w:sectPr>

--- a/example_articles/states/Louisiana/2.states_Louisiana_New_York_Times.docx
+++ b/example_articles/states/Louisiana/2.states_Louisiana_New_York_Times.docx
@@ -7,7 +7,7 @@
         <w:pStyle w:val="Heading1"/>
       </w:pPr>
       <w:r>
-        <w:t>Bias Law Casts Pall Over New Orleans Mardi Gras</w:t>
+        <w:t>Want to Use My Suit? Then Throw Me Something, Mister</w:t>
       </w:r>
     </w:p>
     <w:p>
@@ -17,17 +17,17 @@
     </w:p>
     <w:p>
       <w:r>
-        <w:t>Date: 1992-02-02</w:t>
+        <w:t>Date: 2010-03-24</w:t>
       </w:r>
     </w:p>
     <w:p>
       <w:r>
-        <w:t>Section: Section 1;; Section 1; Part 1; Page 1; Column 1; National Desk; Part 1;; Column 1;</w:t>
+        <w:t>Section: Section A; Column 0; National Desk; Pg. 13; NEW ORLEANS JOURNAL</w:t>
       </w:r>
     </w:p>
     <w:p>
       <w:r>
-        <w:t>Source file: NYT/51.DOCX</w:t>
+        <w:t>Source file: NYT/25.DOCX</w:t>
       </w:r>
     </w:p>
     <w:p>
@@ -49,65 +49,58 @@
     </w:p>
     <w:p>
       <w:r>
-        <w:t>Every year for more than a century, the grand finale of Mardi Gras has come when Rex, the King of Carnival, and Comus, masked chieftain of the city's oldest carnival club, rendezvous for a midnight toast to usher in Ash Wednesday. But not this year. Citing a new city ordinance that bans discrimination in Mardi Gras groups, Comus and his followers have announced they will be staying home.</w:t>
+        <w:t xml:space="preserve">NEW ORLEANS -- Just after dusk on Friday night, Tyrone Yancy was strutting through one of the more uncertain parts of town in a $6,000 custom-made suit. </w:t>
         <w:br/>
-        <w:t>In a city whose identity is so tightly intertwined with the rambunctious 12-day festival that precedes Lent each year, that decision by the very same organization that invented the modern-day Carnival has been greeted with dismay. But the withdrawal of Comus and Momus, another old-line carnival club, or krewe, has also ignited a rancorous debate that focuses not only on the future of Mardi Gras, but also on what kind of city New Orleans is and aspires to be.</w:t>
+        <w:t xml:space="preserve">  He was concerned about being robbed, but not by the neighborhood teenagers who trotted out in the street to join him. The real potential for theft, as Mr. Yancy sees it, came from the strangers darting around him and his well-appointed colleagues in a hectic orbit: photographers.</w:t>
         <w:br/>
-        <w:t xml:space="preserve"> </w:t>
+        <w:t xml:space="preserve">  Mr. Yancy, 44, is a nursing assistant by profession. His calling, however, is as one of the Mardi Gras Indians -- a member of the Yellow Pocahontas tribe, to be exact -- the largely working-class black New Orleanians who create and wear ornate, enormous feathered costumes and come out three times a year to show them off.</w:t>
         <w:br/>
-        <w:t>Some Hesitate to Parade</w:t>
+        <w:t xml:space="preserve">  He is also one of a number of Indians who have become fed up with seeing their photographs on calendars, posters and expensive prints, without getting anything in return.</w:t>
         <w:br/>
-        <w:t xml:space="preserve"> Having just been through the most divisive governor's race in Louisiana history, New Orleans does not relish yet another confrontation with its racial problems. But the brief sense of community that resulted from blacks and whites working together to defeat David Duke has now given way to expressions of bitterness, signs of what The New Orleans Times-Picayune described in a recent editorial as "a new racial anger" brought on by the ordinance.</w:t>
+        <w:t xml:space="preserve">  Knowing that there are few legal protections for a person who is photographed in public -- particularly one who stops and poses every few feet -- some Mardi Gras Indians have begun filing for copyright protection for their suits, which account for thousands of dollars in glass beads, rhinestones, feathers and velvet, and hundreds of hours of late-night sewing. </w:t>
         <w:br/>
-        <w:t>"This has been a disaster for race relations in this city," said Peggy Wilson, a white City Council member who voted for the ordinance but now says she will introduce measures to repeal it and forbid the city from considering any future legislation to tamper with Mardi Gras, which this year concludes on March 3. "You've opened a Pandora's box and let all the little goblins fly around."</w:t>
+        <w:t xml:space="preserve">  Anyone could still take their pictures, but the Indians, many of whom live at the economic margins, would have some recourse if they saw the pictures being sold, or used in advertising. (News photographs, like the ones illustrating this article, are not at issue.)</w:t>
         <w:br/>
-        <w:t>Members of some krewes say the racial climate in the city is so tense that they have reservations about parading this year. Pointing to a recent slashing of canvases at an exhibition of Mardi Gras paintings, they said they feared they might be attacked. Those fears started, they said, when they heard some things said at the televised City Council meeting at which the ordinance was enacted.</w:t>
+        <w:t xml:space="preserve">  ''It's not the old way of doing things, but the old way of doing things was conducive to exploitation,'' said Ashlye M. Keaton, a lawyer who represents Indians in her private practice and also works with them through two pro bono legal programs, Sweet Home New Orleans legal services, and the Entertainment Law Legal Assistance Project.</w:t>
         <w:br/>
-        <w:t>"The blacks stood up and said, 'This city is ours,' " Ms. Wilson recalled. "There were raised fists and very angry comments, and that has led some people to say: 'Oh my God, there's a lot of hatred out there. We better not ride.' "</w:t>
+        <w:t xml:space="preserve">  The legal grounding of the strategy is debatable, the ability to enforce it even more so. But what may be most tricky of all is pushing the Indians themselves to start thinking about the legal and financial dimensions of something they have always done out of tradition.</w:t>
         <w:br/>
-        <w:t xml:space="preserve"> </w:t>
+        <w:t xml:space="preserve">  Mardi Gras Indians have been around for more than a century -- more than two, some say -- and are generally thought to have originated as a way to pay homage to the American Indians who harbored runaway slaves and started families with them. </w:t>
         <w:br/>
-        <w:t>Quick and Heated Reaction</w:t>
+        <w:t xml:space="preserve">  The Indians come out and parade in full dress on Mardi Gras; on St. Joseph's Night, March 19; and on a Sunday close to St. Joseph's -- a  tradition that arose out of the affinity between blacks and Sicilians in the city's working-class precincts.</w:t>
         <w:br/>
-        <w:t xml:space="preserve"> Passed on Dec. 19 after a heated public hearing, the law prohibits any club, marching society or parade organization sponsoring public Mardi Gras activities from excluding anyone from membership because of "race, color, sex, sexual orientation, national origin, ancestry, age, physical condition or disability." The measure, which will be carried out in the next two years, was approved unanimously by the seven-member council.</w:t>
+        <w:t xml:space="preserve">  The 30 or so Indian tribes are representatives of their neighborhoods, and starting from home turf they venture out in their shimmering suits to meet other tribes on procession in the streets. Time was, these run-ins would often end with somebody in the hospital, or worse. </w:t>
         <w:br/>
-        <w:t>Almost immediately, though, leaders of 65 carnival krewes and clubs issued a statement calling the ordinance a "tragic mistake" that would kill Mardi Gras by forcing krewes to cancel their parades or move them to neighboring St. Bernard or Jefferson parishes. The festival is mostly paid for by the krewes from levies on their members.</w:t>
+        <w:t xml:space="preserve">  But over the past few decades, encouraged by the legendary Chief of Chiefs, Tootie Montana, the showdowns became primarily about the suits, and whose suit could out-prettify all the others.</w:t>
         <w:br/>
-        <w:t>The identity of leaders of Comus, Momus and other exclusive clubs is a closely guarded secret, but group members said they regarded the legislation as an infringement on their freedom to choose their friends.</w:t>
+        <w:t xml:space="preserve">  Indian suits, which in the old days were occasionally burned at the end of a season, have become stunningly elaborate and stunningly expensive, costing upwards of $10,000. For many Indians, it is a matter of principle that they make a new suit from scratch each year. </w:t>
         <w:br/>
-        <w:t>Dorothy Mae Taylor, president of the City Council who sponsored the ordinance, declined to be interviewed about the reaction her measure has provoked. Replying through her press secretary, she said that "continued debate on the issue does not serve well the intended nature of the ordinance nor the citizens of this city," whose population is 60 percent black.</w:t>
+        <w:t xml:space="preserve">  The copyright idea has been floating around for a while -- several of Mr. Montana's suits were registered years ago -- but Ms. Keaton began pursuing it more vigorously in 2006, when she was approached by John Ellison, a 52-year-old detailer in an auto body shop and a member of the Wild Tchoupitoulas. </w:t>
         <w:br/>
-        <w:t>But other black leaders continued to hail the measure as an important step forward in the democratization of Mardi Gras. For too long, they say, Mardi Gras has been segregated, with Momus, Comus and other elite krewes allowed to benefit from police, fire and sanitation services during the parades despite the krewes' exclusionary policies.</w:t>
+        <w:t xml:space="preserve">  Any photograph that focused on a suit protected by a copyright could arguably be considered a derivative work. The sale of such a picture (or its use in tourism ads, for example) would be on the merits of the suit rather than the photograph itself, and if the person selling it did not have permission, he could be sued. </w:t>
         <w:br/>
-        <w:t>"I'm against discrimination in any form," said Roy E. Glapion Jr., head of Zulu, the most important black krewe, complaining that for many years his group, founded in 1916, received no encouragement from the city. "I have no problem with individuals wanting privacy. I watched the Super Bowl together with my friends, but we didn't use taxpayer dollars to do so."</w:t>
+        <w:t xml:space="preserve">  But the idea is not so easy to put into practice. In American copyright law, clothing designs generally cannot be protected because they are more functional than aesthetic. Ms. Keaton argues that the suits, which can weigh well over 100 pounds, should be considered works of sculpture, not outfits.</w:t>
         <w:br/>
-        <w:t>Some members of the traditional krewes say, however, that the contribution they make to the economic well-being of the city, through tourism and other activities, more than balances their restrictive membership policies. A study conducted by the University of New Orleans estimates that Mardi Gras generates as much as $500 million a year. Krewe members say the new law is now jeopardizing that revenue.</w:t>
+        <w:t xml:space="preserve">  The Sweet Home organization held a workshop for Indians on the topic last fall, and is pressing them to fill out copyright forms for this year's suits. But there has not yet been a test case for the legal theory and it is unclear how one would fare.</w:t>
         <w:br/>
-        <w:t>That is not an argument that finds favor among those, black or white, who do not belong to the elite krewes.</w:t>
+        <w:t xml:space="preserve">  ''The Mardi Gras Indian costumes are pretty wild and not functional in the ordinary sense of the word, so that suggests that they might be copyrightable,'' Kal Raustiala, a professor at the law school of the University of California, Los Angeles, wrote in an e-mail message.</w:t>
         <w:br/>
-        <w:t xml:space="preserve"> </w:t>
+        <w:t xml:space="preserve">  ''That said,'' he added, ''lots of runway fashion is also way out there and not likely to fit anyone's ordinary idea of usefulness, yet it doesn't receive copyright protection.''</w:t>
         <w:br/>
-        <w:t>Benefits Called Incidental</w:t>
+        <w:t xml:space="preserve">  Mr. Ellison filled out his copyright registration form on the spot, but later lost it, a testament to the difficulties of changing a culture.</w:t>
         <w:br/>
-        <w:t xml:space="preserve"> "They do it because they enjoy it, not to make money for the city of New Orleans," Jimmie Thorns Jr., a real estate broker who is chairman of the Black Economic Development Council, said of the prominent white men who belong to the old-line krewes. "I think they would do it even if nobody came."</w:t>
+        <w:t xml:space="preserve">  Christopher Porche West, who has been photographing Mardi Gras Indians since 1979, said he had heard these kinds of complaints for years. They are counterproductive, he said, given the relatively small amount of money he and other photographers earn from Indian portraits.</w:t>
         <w:br/>
-        <w:t>The current mood contrasts with the sense of accomplishment both races felt after November's election for governor. The resounding defeat of David Duke "was a total pull-together deal," said George Denegre, a prominent lawyer and former King of Carnival. "For them to come out with something like this right before carnival, when nobody has time to do anything about it, is terribly divisive."</w:t>
+        <w:t xml:space="preserve">  ''What they really need to do is self-exploit,'' he said. If they want to make money from their culture, he said, ''they should find a way to commodify it and bring that to the market.''</w:t>
         <w:br/>
-        <w:t>Although the debate over the ordinance has been framed primarily in terms of race, there are also undercurrents of class, sex and religion. As bastions of the New Orleans establishment, with links to elite year-round organizations like the Boston Club and Louisiana Club, krewes like Comus and Momus have excluded not only blacks but also women, Jews, Italians and working-class whites from their ranks.</w:t>
+        <w:t xml:space="preserve">  But words like ''commodify'' are foreign and even a little distasteful for many in this city, rather like finding tofu sausage in a gumbo. Indians do make a few hundred dollars here and there showing up at parties and concerts, and a few have tried, with disappointing results, to sell last year's suits on eBay. </w:t>
         <w:br/>
-        <w:t>"This is not about racial discrimination," Darrell Walker, an automobile mechanic, said of the dispute. "I'm white and they would never let me in either, not that I would want to join. It's all a family thing. You get to be a member because your granddaddy was a member."</w:t>
+        <w:t xml:space="preserve">  ''Indian culture was never, ever meant to make any money,'' said Howard Miller, Big Chief of the Creole Wild West, the city's oldest tribe, and president of the Mardi Gras Indian Council. But neither should the culture be exploited by others. </w:t>
         <w:br/>
-        <w:t>Faced with that pattern, excluded groups have flocked to their own krewes: women to Iris and Venus, blacks to Zulu and Nomtoc, Italians to Virgilians and homosexuals to Petronius. Not all of them are necessarily eager to open their ranks to comply with the new law.</w:t>
+        <w:t xml:space="preserve">  ''We have a beef,'' he said, ''with anybody who takes us for granted.''</w:t>
         <w:br/>
-        <w:t>"We're an all-woman krewe, and we want to stay that way," said Joy Oswald, captain, or head, of Iris, the oldest of the city's female parading groups. "This should just have been left alone."</w:t>
         <w:br/>
-        <w:t>At Zulu, whose 375 members include more than 25 whites, racial integration is not an issue. "We were integrated even when integration was illegal," Mr. Glapion said. But Zulu has been less enthusiastic about allowing women to join, and some members of the Autocrat Club and the Original Illinois Club, two other old-line black organizations, say privately that they oppose the ordinance because they will have to open their doors to women.</w:t>
-        <w:br/>
-        <w:t>"We have discriminated against women," Mr. Glapion admitted. "But if the ordinance says we have to admit them, so be it."</w:t>
-        <w:br/>
-        <w:t>But Mr. Glapion's willingness to tamper with Mardi Gras tradition appears to be a minority opinion, even among blacks. According to a poll commissioned earlier this month by a New Orleans television station, WWL-TV, if this ordinance had to be voted on, it would fail, with blacks 55 percent to 45 percent against it, and whites 80 percent to 20 percent in favor of its defeat. The telephone survey of 650 people was conducted in mid-January and has a margin of error of plus or minus three percentage points.</w:t>
-        <w:br/>
-        <w:t>"Mardi Gras has been elevated to the status of a religion," said Silas Lee, a poll taker and professor of sociology at Xavier University who conducted the survey, when asked to explain black opposition to the measure. "They don't want people to touch it, even though they recognize that part of the tradition is not fair. What they are saying is that they would violate the civil rights laws to uphold the Mardi Gras tradition."</w:t>
+        <w:t>http://www.nytimes.com</w:t>
         <w:br/>
         <w:br/>
         <w:t>Graphic</w:t>
@@ -115,7 +108,9 @@
         <w:br/>
         <w:t xml:space="preserve"> </w:t>
         <w:br/>
-        <w:t>Photos: Groups that marched in last year's Mardi Gras parades in New Orleans have withdrawn because of new restrictions banning discrimination (Associated Press) (pg 1); Richard Cahn, right, working on a sign satirizing Dorothy Mae Taylor, president of the New Orleans City Council, who sponsored a new ordinance banning Mardi Gras groups that discriminate. Ray Kern, left, and Vivian Cahn, of the Krewe du Vieux Carre, prepared their costumes. (Matt Anderson for The New York Times) (pg. 18)</w:t>
+        <w:t>PHOTOS: Last Friday, at a St. Joseph's Night parade in New Orleans, Santana Montana of the Monogram Hunters tribe went to greet his father, David Montana of the Yellow Pocahontas tribe.</w:t>
+        <w:br/>
+        <w:t xml:space="preserve"> David Montana, second chief of the Yellow Pocahontas, with a photo of an Indian suit from a previous year. Suits now cost upwards of $10,000 and are often worn just three times. In the past, they were sometimes burned after a season. (PHOTOGRAPHS BY CHRIS BICKFORD FOR THE NEW YORK TIMES)</w:t>
       </w:r>
     </w:p>
     <w:sectPr>
